--- a/Visa/801 - Permanent Residency/Prepared Documents/Mum Witness Statement Review Notes - WaKr-2631-801-3.docx
+++ b/Visa/801 - Permanent Residency/Prepared Documents/Mum Witness Statement Review Notes - WaKr-2631-801-3.docx
@@ -967,9 +967,6 @@
     <w:qFormat/>
     <w:rsid w:val="00FC693F"/>
     <w:pPr>
-      <w:pBdr>
-        <w:bottom w:val="single" w:sz="8" w:space="4" w:color="4F81BD" w:themeColor="accent1"/>
-      </w:pBdr>
       <w:spacing w:after="120" w:line="240" w:lineRule="auto"/>
       <w:contextualSpacing/>
     </w:pPr>
